--- a/PP-salygos/templates/DPSK_LTEN_KVALIFIKACIJA.docx
+++ b/PP-salygos/templates/DPSK_LTEN_KVALIFIKACIJA.docx
@@ -2367,7 +2367,7 @@
                 <w:sz w:val="20"/>
                 <w:szCs w:val="20"/>
               </w:rPr>
-              <w:t xml:space="preserve">Tiekėjui, Tiekėjų grupės nariui arba Ūkio subjektui, kurio pajėgumais remiamasi, nedraudžiama remtis sutartimi, kurią jie vykdė ne vieni, bet kartu su kitais ūkio subjektais, tačiau tokiu atveju bus vertinami tik to Tiekėjo, Tiekėjų grupės nario arba Ūkio subjekto, kurio pajėgumais remiamasi, atlikti </w:t>
+              <w:t xml:space="preserve">Tiekėjui, Tiekėjų grupės nariui arba Ūkio subjektui, kurio pajėgumais remiamasi, nedraudžiama remtis sutartimi, kurią jie vykdė ne vieni, bet kartu su kitais ūkio subjektais, tačiau tokiu atveju bus vertinami tik to Tiekėjo, </w:t>
             </w:r>
             <w:r>
               <w:rPr>
@@ -2376,7 +2376,7 @@
                 <w:szCs w:val="20"/>
               </w:rPr>
               <w:lastRenderedPageBreak/>
-              <w:t>darbai, suteiktos paslaugos, pristatytos prekės bei jų apimtis ir vertė, o ne visas vykdytos sutarties objektas.</w:t>
+              <w:t>Tiekėjų grupės nario arba Ūkio subjekto, kurio pajėgumais remiamasi, atlikti darbai, suteiktos paslaugos, pristatytos prekės bei jų apimtis ir vertė, o ne visas vykdytos sutarties objektas.</w:t>
             </w:r>
           </w:p>
         </w:tc>
@@ -2402,7 +2402,7 @@
                 <w:lang w:val="en"/>
               </w:rPr>
               <w:lastRenderedPageBreak/>
-              <w:t xml:space="preserve">A Supplier, a member of a group of Suppliers or an economic entity whose capacity is relied on shall not be prohibited from relying on a contract which they have performed not alone but jointly with other economic operators, however, in this case only the works performed, services provided, goods delivered, and their volume and value, </w:t>
+              <w:t xml:space="preserve">A Supplier, a member of a group of Suppliers or an economic entity whose capacity is relied on shall not be prohibited from relying on a contract which they have performed not alone but jointly with other </w:t>
             </w:r>
             <w:r>
               <w:rPr>
@@ -2412,7 +2412,7 @@
                 <w:lang w:val="en"/>
               </w:rPr>
               <w:lastRenderedPageBreak/>
-              <w:t>performed by the Supplier, member of the Supplier group or economic entity will be assessed, and not the entire object of the executed contract.</w:t>
+              <w:t>economic operators, however, in this case only the works performed, services provided, goods delivered, and their volume and value, performed by the Supplier, member of the Supplier group or economic entity will be assessed, and not the entire object of the executed contract.</w:t>
             </w:r>
           </w:p>
         </w:tc>
@@ -3296,16 +3296,8 @@
                 <w:sz w:val="20"/>
                 <w:szCs w:val="20"/>
               </w:rPr>
-              <w:t xml:space="preserve">Pirkimas laikomas žaliuoju, nes perkama tik nematerialaus pobūdžio (intelektinė) paslauga, nesusijusi su materialaus objekto sukūrimu (Aplinkos ministro įsakymu „Dėl Aplinkos apsaugos kriterijų taikymo, </w:t>
-            </w:r>
-            <w:r>
-              <w:rPr>
-                <w:rFonts w:ascii="Arial" w:hAnsi="Arial" w:cs="Arial"/>
-                <w:sz w:val="20"/>
-                <w:szCs w:val="20"/>
-              </w:rPr>
               <w:lastRenderedPageBreak/>
-              <w:t>vykdant žaliuosius pirkimus, tvarkos aprašo patvirtinimo“ patvirtinto aprašo 4.4.3 p.)</w:t>
+              <w:t>Pirkimas laikomas žaliuoju, nes perkama tik nematerialaus pobūdžio (intelektinė) paslauga, nesusijusi su materialaus objekto sukūrimu (Aplinkos ministro įsakymu „Dėl Aplinkos apsaugos kriterijų taikymo, vykdant žaliuosius pirkimus, tvarkos aprašo patvirtinimo“ patvirtinto aprašo 4.4.3 p.)</w:t>
             </w:r>
             <w:r>
               <w:rPr>
@@ -3517,6 +3509,7 @@
                 <w:szCs w:val="20"/>
                 <w:lang w:val="en-GB"/>
               </w:rPr>
+              <w:lastRenderedPageBreak/>
               <w:t xml:space="preserve">The Procurement is subject to the </w:t>
             </w:r>
             <w:r>
@@ -3636,7 +3629,6 @@
                 <w:szCs w:val="20"/>
                 <w:lang w:val="en-GB"/>
               </w:rPr>
-              <w:lastRenderedPageBreak/>
               <w:t xml:space="preserve">The </w:t>
             </w:r>
             <w:r>
@@ -4147,7 +4139,17 @@
                 <w:sz w:val="20"/>
                 <w:szCs w:val="20"/>
               </w:rPr>
-              <w:t>Lygiaverčiai įrodymai priimami tik jeigu Tiekėjas dėl nuo jo nepriklausančių objektyvių priežasčių negali pateikti sertifikatų per nustatytą laiką.</w:t>
+              <w:t xml:space="preserve">Lygiaverčiai įrodymai priimami tik jeigu Tiekėjas dėl nuo jo nepriklausančių objektyvių </w:t>
+            </w:r>
+            <w:r>
+              <w:rPr>
+                <w:rFonts w:ascii="Arial" w:hAnsi="Arial" w:cs="Arial"/>
+                <w:iCs/>
+                <w:sz w:val="20"/>
+                <w:szCs w:val="20"/>
+              </w:rPr>
+              <w:lastRenderedPageBreak/>
+              <w:t>priežasčių negali pateikti sertifikatų per nustatytą laiką.</w:t>
             </w:r>
           </w:p>
         </w:tc>
@@ -4172,6 +4174,7 @@
                 <w:szCs w:val="20"/>
                 <w:lang w:val="en-GB"/>
               </w:rPr>
+              <w:lastRenderedPageBreak/>
               <w:t xml:space="preserve">The supplier </w:t>
             </w:r>
             <w:r>
@@ -4274,7 +4277,17 @@
                 <w:szCs w:val="20"/>
                 <w:lang w:val="en-GB"/>
               </w:rPr>
-              <w:t>Equivalent evidence is accepted only if the Supplier cannot provide certificates within the specified time due to objective reasons beyond his control.</w:t>
+              <w:t xml:space="preserve">Equivalent evidence is accepted only if the Supplier cannot provide certificates within the specified time </w:t>
+            </w:r>
+            <w:r>
+              <w:rPr>
+                <w:rFonts w:ascii="Arial" w:hAnsi="Arial" w:cs="Arial"/>
+                <w:sz w:val="20"/>
+                <w:szCs w:val="20"/>
+                <w:lang w:val="en-GB"/>
+              </w:rPr>
+              <w:lastRenderedPageBreak/>
+              <w:t>due to objective reasons beyond his control.</w:t>
             </w:r>
           </w:p>
         </w:tc>
@@ -4300,6 +4313,7 @@
                 <w:sz w:val="20"/>
                 <w:szCs w:val="20"/>
               </w:rPr>
+              <w:lastRenderedPageBreak/>
               <w:t>SU PIRMINIU PASIŪLYMU PATEIKIAMA:</w:t>
             </w:r>
           </w:p>
@@ -4362,7 +4376,17 @@
                 <w:sz w:val="20"/>
                 <w:szCs w:val="20"/>
               </w:rPr>
-              <w:t>Perkantysis subjektas priima ir kitus tiekėjo lygiaverčių aplinkos apsaugos vadybos užtikrinimo priemonių įrodymus, kurie patvirtintų, kad jo siūlomos aplinkos apsaugos vadybos užtikrinimo priemonės atitinka reikalaujamus aplinkos apsaugos vadybos sistemos standartus ir pateikia įrodymus, kurie patvirtintų, kad tiekėjo siūlomos aplinkos apsaugos vadybos užtikrinimo priemonės atitinka reikalaujamus aplinkos apsaugos vadybos sistemos standartus.</w:t>
+              <w:t xml:space="preserve">Perkantysis subjektas priima ir kitus tiekėjo lygiaverčių aplinkos apsaugos vadybos užtikrinimo priemonių įrodymus, kurie patvirtintų, kad jo siūlomos aplinkos apsaugos vadybos užtikrinimo priemonės atitinka reikalaujamus aplinkos apsaugos vadybos sistemos standartus ir pateikia įrodymus, kurie patvirtintų, kad tiekėjo siūlomos aplinkos apsaugos vadybos užtikrinimo priemonės </w:t>
+            </w:r>
+            <w:r>
+              <w:rPr>
+                <w:rFonts w:ascii="Arial" w:hAnsi="Arial" w:cs="Arial"/>
+                <w:iCs/>
+                <w:sz w:val="20"/>
+                <w:szCs w:val="20"/>
+              </w:rPr>
+              <w:lastRenderedPageBreak/>
+              <w:t>atitinka reikalaujamus aplinkos apsaugos vadybos sistemos standartus.</w:t>
             </w:r>
           </w:p>
           <w:p>
@@ -4404,17 +4428,7 @@
                 <w:sz w:val="20"/>
                 <w:szCs w:val="20"/>
               </w:rPr>
-              <w:t xml:space="preserve">Perkantysis subjektas priima ir kitus tiekėjo lygiaverčių aplinkos apsaugos vadybos užtikrinimo priemonių įrodymus, kurie </w:t>
-            </w:r>
-            <w:r>
-              <w:rPr>
-                <w:rFonts w:ascii="Arial" w:hAnsi="Arial" w:cs="Arial"/>
-                <w:iCs/>
-                <w:sz w:val="20"/>
-                <w:szCs w:val="20"/>
-              </w:rPr>
-              <w:lastRenderedPageBreak/>
-              <w:t>patvirtintų, kad jo siūlomos aplinkos apsaugos vadybos užtikrinimo priemonės atitinka reikalaujamus aplinkos apsaugos vadybos sistemos standartus ir pateikia įrodymus, kurie patvirtintų, kad tiekėjo siūlomos aplinkos apsaugos vadybos užtikrinimo priemonės atitinka reikalaujamus aplinkos apsaugos vadybos sistemos standartus tik jeigu Tiekėjas dėl nuo jo nepriklausančių objektyvių priežasčių negali pateikti sertifikatų per nustatytą laiką.</w:t>
+              <w:t>Perkantysis subjektas priima ir kitus tiekėjo lygiaverčių aplinkos apsaugos vadybos užtikrinimo priemonių įrodymus, kurie patvirtintų, kad jo siūlomos aplinkos apsaugos vadybos užtikrinimo priemonės atitinka reikalaujamus aplinkos apsaugos vadybos sistemos standartus ir pateikia įrodymus, kurie patvirtintų, kad tiekėjo siūlomos aplinkos apsaugos vadybos užtikrinimo priemonės atitinka reikalaujamus aplinkos apsaugos vadybos sistemos standartus tik jeigu Tiekėjas dėl nuo jo nepriklausančių objektyvių priežasčių negali pateikti sertifikatų per nustatytą laiką.</w:t>
             </w:r>
           </w:p>
         </w:tc>
@@ -4514,7 +4528,17 @@
                 <w:szCs w:val="20"/>
                 <w:lang w:val="en-GB"/>
               </w:rPr>
-              <w:t>The Contracting Entity accepts other evidence of the Supplier's equivalent environmental protection management assurance measures, which would confirm that the environmental protection management assurance measures offered by it meet the required standards of the environmental protection management system and provides evidence that would confirm that the environmental protection management assurance measures offered by the Supplier meet the required environmental protection management system standards.</w:t>
+              <w:t xml:space="preserve">The Contracting Entity accepts other evidence of the Supplier's equivalent environmental protection management assurance measures, which would confirm that the environmental protection management assurance measures offered by it meet the required standards of the environmental protection management system and provides evidence that would confirm that the environmental </w:t>
+            </w:r>
+            <w:r>
+              <w:rPr>
+                <w:rFonts w:ascii="Arial" w:hAnsi="Arial" w:cs="Arial"/>
+                <w:sz w:val="20"/>
+                <w:szCs w:val="20"/>
+                <w:lang w:val="en-GB"/>
+              </w:rPr>
+              <w:lastRenderedPageBreak/>
+              <w:t>protection management assurance measures offered by the Supplier meet the required environmental protection management system standards.</w:t>
             </w:r>
           </w:p>
           <w:p>
@@ -4560,7 +4584,6 @@
                 <w:szCs w:val="20"/>
                 <w:lang w:val="en-GB"/>
               </w:rPr>
-              <w:lastRenderedPageBreak/>
               <w:t>The Contracting Entity accepts other evidence of the Supplier's equivalent environmental protection management assurance measures, which would confirm that the environmental protection management assurance measures offered by it meet the required standards of the environmental protection management system and provides evidence that would confirm that the environmental protection management assurance measures offered by the Supplier meet the required environmental protection management system standards only if the Supplier is unable to provide certificates within the specified time due to objective reasons beyond his control.</w:t>
             </w:r>
           </w:p>
@@ -5080,6 +5103,7 @@
                 <w:sz w:val="20"/>
                 <w:szCs w:val="20"/>
               </w:rPr>
+              <w:lastRenderedPageBreak/>
               <w:t>4.2.</w:t>
             </w:r>
           </w:p>
@@ -5369,7 +5393,6 @@
           <w:sz w:val="20"/>
           <w:szCs w:val="20"/>
         </w:rPr>
-        <w:lastRenderedPageBreak/>
         <w:commentReference w:id="6"/>
       </w:r>
       <w:r>
@@ -5427,6 +5450,9 @@
       </w:pPr>
     </w:p>
     <w:sectPr>
+      <w:headerReference w:type="default" r:id="rId10"/>
+      <w:footerReference w:type="default" r:id="rId11"/>
+      <w:headerReference w:type="first" r:id="rId12"/>
       <w:pgSz w:w="16838" w:h="11906" w:orient="landscape"/>
       <w:pgMar w:top="1701" w:right="1701" w:bottom="567" w:left="1134" w:header="567" w:footer="567" w:gutter="0"/>
       <w:cols w:space="1296"/>
@@ -5535,6 +5561,85 @@
 </w:endnotes>
 </file>
 
+<file path=word/footer1.xml><?xml version="1.0" encoding="utf-8"?>
+<w:ftr xmlns:wpc="http://schemas.microsoft.com/office/word/2010/wordprocessingCanvas" xmlns:cx="http://schemas.microsoft.com/office/drawing/2014/chartex" xmlns:cx1="http://schemas.microsoft.com/office/drawing/2015/9/8/chartex" xmlns:cx2="http://schemas.microsoft.com/office/drawing/2015/10/21/chartex" xmlns:cx3="http://schemas.microsoft.com/office/drawing/2016/5/9/chartex" xmlns:cx4="http://schemas.microsoft.com/office/drawing/2016/5/10/chartex" xmlns:cx5="http://schemas.microsoft.com/office/drawing/2016/5/11/chartex" xmlns:cx6="http://schemas.microsoft.com/office/drawing/2016/5/12/chartex" xmlns:cx7="http://schemas.microsoft.com/office/drawing/2016/5/13/chartex" xmlns:cx8="http://schemas.microsoft.com/office/drawing/2016/5/14/chartex" xmlns:mc="http://schemas.openxmlformats.org/markup-compatibility/2006" xmlns:aink="http://schemas.microsoft.com/office/drawing/2016/ink" xmlns:am3d="http://schemas.microsoft.com/office/drawing/2017/model3d" xmlns:o="urn:schemas-microsoft-com:office:office" xmlns:oel="http://schemas.microsoft.com/office/2019/extlst" xmlns:r="http://schemas.openxmlformats.org/officeDocument/2006/relationships" xmlns:m="http://schemas.openxmlformats.org/officeDocument/2006/math" xmlns:v="urn:schemas-microsoft-com:vml" xmlns:wp14="http://schemas.microsoft.com/office/word/2010/wordprocessingDrawing" xmlns:wp="http://schemas.openxmlformats.org/drawingml/2006/wordprocessingDrawing" xmlns:w10="urn:schemas-microsoft-com:office:word" xmlns:w="http://schemas.openxmlformats.org/wordprocessingml/2006/main" xmlns:w14="http://schemas.microsoft.com/office/word/2010/wordml" xmlns:w15="http://schemas.microsoft.com/office/word/2012/wordml" xmlns:w16cex="http://schemas.microsoft.com/office/word/2018/wordml/cex" xmlns:w16cid="http://schemas.microsoft.com/office/word/2016/wordml/cid" xmlns:w16="http://schemas.microsoft.com/office/word/2018/wordml" xmlns:w16du="http://schemas.microsoft.com/office/word/2023/wordml/word16du" xmlns:w16sdtdh="http://schemas.microsoft.com/office/word/2020/wordml/sdtdatahash" xmlns:w16sdtfl="http://schemas.microsoft.com/office/word/2024/wordml/sdtformatlock" xmlns:w16se="http://schemas.microsoft.com/office/word/2015/wordml/symex" xmlns:wpg="http://schemas.microsoft.com/office/word/2010/wordprocessingGroup" xmlns:wpi="http://schemas.microsoft.com/office/word/2010/wordprocessingInk" xmlns:wne="http://schemas.microsoft.com/office/word/2006/wordml" xmlns:wps="http://schemas.microsoft.com/office/word/2010/wordprocessingShape" mc:Ignorable="w14 w15 w16se w16cid w16 w16cex w16sdtdh w16sdtfl w16du wp14">
+  <w:sdt>
+    <w:sdtPr>
+      <w:id w:val="-259444890"/>
+      <w:docPartObj>
+        <w:docPartGallery w:val="Page Numbers (Bottom of Page)"/>
+        <w:docPartUnique/>
+      </w:docPartObj>
+    </w:sdtPr>
+    <w:sdtEndPr>
+      <w:rPr>
+        <w:rFonts w:ascii="Trebuchet MS" w:hAnsi="Trebuchet MS"/>
+        <w:sz w:val="20"/>
+        <w:szCs w:val="20"/>
+      </w:rPr>
+    </w:sdtEndPr>
+    <w:sdtContent>
+      <w:p>
+        <w:pPr>
+          <w:pStyle w:val="Footer"/>
+          <w:jc w:val="center"/>
+          <w:rPr>
+            <w:rFonts w:ascii="Trebuchet MS" w:hAnsi="Trebuchet MS"/>
+            <w:sz w:val="20"/>
+            <w:szCs w:val="20"/>
+          </w:rPr>
+        </w:pPr>
+        <w:r>
+          <w:rPr>
+            <w:rFonts w:ascii="Trebuchet MS" w:hAnsi="Trebuchet MS"/>
+            <w:sz w:val="20"/>
+            <w:szCs w:val="20"/>
+          </w:rPr>
+          <w:fldChar w:fldCharType="begin"/>
+        </w:r>
+        <w:r>
+          <w:rPr>
+            <w:rFonts w:ascii="Trebuchet MS" w:hAnsi="Trebuchet MS"/>
+            <w:sz w:val="20"/>
+            <w:szCs w:val="20"/>
+          </w:rPr>
+          <w:instrText>PAGE   \* MERGEFORMAT</w:instrText>
+        </w:r>
+        <w:r>
+          <w:rPr>
+            <w:rFonts w:ascii="Trebuchet MS" w:hAnsi="Trebuchet MS"/>
+            <w:sz w:val="20"/>
+            <w:szCs w:val="20"/>
+          </w:rPr>
+          <w:fldChar w:fldCharType="separate"/>
+        </w:r>
+        <w:r>
+          <w:rPr>
+            <w:rFonts w:ascii="Trebuchet MS" w:hAnsi="Trebuchet MS"/>
+            <w:sz w:val="20"/>
+            <w:szCs w:val="20"/>
+          </w:rPr>
+          <w:t>2</w:t>
+        </w:r>
+        <w:r>
+          <w:rPr>
+            <w:rFonts w:ascii="Trebuchet MS" w:hAnsi="Trebuchet MS"/>
+            <w:sz w:val="20"/>
+            <w:szCs w:val="20"/>
+          </w:rPr>
+          <w:fldChar w:fldCharType="end"/>
+        </w:r>
+      </w:p>
+    </w:sdtContent>
+  </w:sdt>
+  <w:p>
+    <w:pPr>
+      <w:pStyle w:val="Footer"/>
+    </w:pPr>
+  </w:p>
+</w:ftr>
+</file>
+
 <file path=word/footnotes.xml><?xml version="1.0" encoding="utf-8"?>
 <w:footnotes xmlns:wpc="http://schemas.microsoft.com/office/word/2010/wordprocessingCanvas" xmlns:cx="http://schemas.microsoft.com/office/drawing/2014/chartex" xmlns:cx1="http://schemas.microsoft.com/office/drawing/2015/9/8/chartex" xmlns:cx2="http://schemas.microsoft.com/office/drawing/2015/10/21/chartex" xmlns:cx3="http://schemas.microsoft.com/office/drawing/2016/5/9/chartex" xmlns:cx4="http://schemas.microsoft.com/office/drawing/2016/5/10/chartex" xmlns:cx5="http://schemas.microsoft.com/office/drawing/2016/5/11/chartex" xmlns:cx6="http://schemas.microsoft.com/office/drawing/2016/5/12/chartex" xmlns:cx7="http://schemas.microsoft.com/office/drawing/2016/5/13/chartex" xmlns:cx8="http://schemas.microsoft.com/office/drawing/2016/5/14/chartex" xmlns:mc="http://schemas.openxmlformats.org/markup-compatibility/2006" xmlns:aink="http://schemas.microsoft.com/office/drawing/2016/ink" xmlns:am3d="http://schemas.microsoft.com/office/drawing/2017/model3d" xmlns:o="urn:schemas-microsoft-com:office:office" xmlns:oel="http://schemas.microsoft.com/office/2019/extlst" xmlns:r="http://schemas.openxmlformats.org/officeDocument/2006/relationships" xmlns:m="http://schemas.openxmlformats.org/officeDocument/2006/math" xmlns:v="urn:schemas-microsoft-com:vml" xmlns:wp14="http://schemas.microsoft.com/office/word/2010/wordprocessingDrawing" xmlns:wp="http://schemas.openxmlformats.org/drawingml/2006/wordprocessingDrawing" xmlns:w10="urn:schemas-microsoft-com:office:word" xmlns:w="http://schemas.openxmlformats.org/wordprocessingml/2006/main" xmlns:w14="http://schemas.microsoft.com/office/word/2010/wordml" xmlns:w15="http://schemas.microsoft.com/office/word/2012/wordml" xmlns:w16cex="http://schemas.microsoft.com/office/word/2018/wordml/cex" xmlns:w16cid="http://schemas.microsoft.com/office/word/2016/wordml/cid" xmlns:w16="http://schemas.microsoft.com/office/word/2018/wordml" xmlns:w16du="http://schemas.microsoft.com/office/word/2023/wordml/word16du" xmlns:w16sdtdh="http://schemas.microsoft.com/office/word/2020/wordml/sdtdatahash" xmlns:w16sdtfl="http://schemas.microsoft.com/office/word/2024/wordml/sdtformatlock" xmlns:w16se="http://schemas.microsoft.com/office/word/2015/wordml/symex" xmlns:wpg="http://schemas.microsoft.com/office/word/2010/wordprocessingGroup" xmlns:wpi="http://schemas.microsoft.com/office/word/2010/wordprocessingInk" xmlns:wne="http://schemas.microsoft.com/office/word/2006/wordml" xmlns:wps="http://schemas.microsoft.com/office/word/2010/wordprocessingShape" mc:Ignorable="w14 w15 w16se w16cid w16 w16cex w16sdtdh w16sdtfl w16du wp14">
   <w:footnote w:type="separator" w:id="-1">
@@ -5558,6 +5663,108 @@
     </w:p>
   </w:footnote>
 </w:footnotes>
+</file>
+
+<file path=word/header1.xml><?xml version="1.0" encoding="utf-8"?>
+<w:hdr xmlns:wpc="http://schemas.microsoft.com/office/word/2010/wordprocessingCanvas" xmlns:cx="http://schemas.microsoft.com/office/drawing/2014/chartex" xmlns:cx1="http://schemas.microsoft.com/office/drawing/2015/9/8/chartex" xmlns:cx2="http://schemas.microsoft.com/office/drawing/2015/10/21/chartex" xmlns:cx3="http://schemas.microsoft.com/office/drawing/2016/5/9/chartex" xmlns:cx4="http://schemas.microsoft.com/office/drawing/2016/5/10/chartex" xmlns:cx5="http://schemas.microsoft.com/office/drawing/2016/5/11/chartex" xmlns:cx6="http://schemas.microsoft.com/office/drawing/2016/5/12/chartex" xmlns:cx7="http://schemas.microsoft.com/office/drawing/2016/5/13/chartex" xmlns:cx8="http://schemas.microsoft.com/office/drawing/2016/5/14/chartex" xmlns:mc="http://schemas.openxmlformats.org/markup-compatibility/2006" xmlns:aink="http://schemas.microsoft.com/office/drawing/2016/ink" xmlns:am3d="http://schemas.microsoft.com/office/drawing/2017/model3d" xmlns:o="urn:schemas-microsoft-com:office:office" xmlns:oel="http://schemas.microsoft.com/office/2019/extlst" xmlns:r="http://schemas.openxmlformats.org/officeDocument/2006/relationships" xmlns:m="http://schemas.openxmlformats.org/officeDocument/2006/math" xmlns:v="urn:schemas-microsoft-com:vml" xmlns:wp14="http://schemas.microsoft.com/office/word/2010/wordprocessingDrawing" xmlns:wp="http://schemas.openxmlformats.org/drawingml/2006/wordprocessingDrawing" xmlns:w10="urn:schemas-microsoft-com:office:word" xmlns:w="http://schemas.openxmlformats.org/wordprocessingml/2006/main" xmlns:w14="http://schemas.microsoft.com/office/word/2010/wordml" xmlns:w15="http://schemas.microsoft.com/office/word/2012/wordml" xmlns:w16cex="http://schemas.microsoft.com/office/word/2018/wordml/cex" xmlns:w16cid="http://schemas.microsoft.com/office/word/2016/wordml/cid" xmlns:w16="http://schemas.microsoft.com/office/word/2018/wordml" xmlns:w16du="http://schemas.microsoft.com/office/word/2023/wordml/word16du" xmlns:w16sdtdh="http://schemas.microsoft.com/office/word/2020/wordml/sdtdatahash" xmlns:w16sdtfl="http://schemas.microsoft.com/office/word/2024/wordml/sdtformatlock" xmlns:w16se="http://schemas.microsoft.com/office/word/2015/wordml/symex" xmlns:wpg="http://schemas.microsoft.com/office/word/2010/wordprocessingGroup" xmlns:wpi="http://schemas.microsoft.com/office/word/2010/wordprocessingInk" xmlns:wne="http://schemas.microsoft.com/office/word/2006/wordml" xmlns:wps="http://schemas.microsoft.com/office/word/2010/wordprocessingShape" mc:Ignorable="w14 w15 w16se w16cid w16 w16cex w16sdtdh w16sdtfl w16du wp14">
+  <w:p>
+    <w:pPr>
+      <w:pStyle w:val="Header"/>
+    </w:pPr>
+  </w:p>
+  <w:p>
+    <w:pPr>
+      <w:pStyle w:val="Header"/>
+    </w:pPr>
+  </w:p>
+</w:hdr>
+</file>
+
+<file path=word/header2.xml><?xml version="1.0" encoding="utf-8"?>
+<w:hdr xmlns:wpc="http://schemas.microsoft.com/office/word/2010/wordprocessingCanvas" xmlns:cx="http://schemas.microsoft.com/office/drawing/2014/chartex" xmlns:cx1="http://schemas.microsoft.com/office/drawing/2015/9/8/chartex" xmlns:cx2="http://schemas.microsoft.com/office/drawing/2015/10/21/chartex" xmlns:cx3="http://schemas.microsoft.com/office/drawing/2016/5/9/chartex" xmlns:cx4="http://schemas.microsoft.com/office/drawing/2016/5/10/chartex" xmlns:cx5="http://schemas.microsoft.com/office/drawing/2016/5/11/chartex" xmlns:cx6="http://schemas.microsoft.com/office/drawing/2016/5/12/chartex" xmlns:cx7="http://schemas.microsoft.com/office/drawing/2016/5/13/chartex" xmlns:cx8="http://schemas.microsoft.com/office/drawing/2016/5/14/chartex" xmlns:mc="http://schemas.openxmlformats.org/markup-compatibility/2006" xmlns:aink="http://schemas.microsoft.com/office/drawing/2016/ink" xmlns:am3d="http://schemas.microsoft.com/office/drawing/2017/model3d" xmlns:o="urn:schemas-microsoft-com:office:office" xmlns:oel="http://schemas.microsoft.com/office/2019/extlst" xmlns:r="http://schemas.openxmlformats.org/officeDocument/2006/relationships" xmlns:m="http://schemas.openxmlformats.org/officeDocument/2006/math" xmlns:v="urn:schemas-microsoft-com:vml" xmlns:wp14="http://schemas.microsoft.com/office/word/2010/wordprocessingDrawing" xmlns:wp="http://schemas.openxmlformats.org/drawingml/2006/wordprocessingDrawing" xmlns:w10="urn:schemas-microsoft-com:office:word" xmlns:w="http://schemas.openxmlformats.org/wordprocessingml/2006/main" xmlns:w14="http://schemas.microsoft.com/office/word/2010/wordml" xmlns:w15="http://schemas.microsoft.com/office/word/2012/wordml" xmlns:w16cex="http://schemas.microsoft.com/office/word/2018/wordml/cex" xmlns:w16cid="http://schemas.microsoft.com/office/word/2016/wordml/cid" xmlns:w16="http://schemas.microsoft.com/office/word/2018/wordml" xmlns:w16du="http://schemas.microsoft.com/office/word/2023/wordml/word16du" xmlns:w16sdtdh="http://schemas.microsoft.com/office/word/2020/wordml/sdtdatahash" xmlns:w16sdtfl="http://schemas.microsoft.com/office/word/2024/wordml/sdtformatlock" xmlns:w16se="http://schemas.microsoft.com/office/word/2015/wordml/symex" xmlns:wpg="http://schemas.microsoft.com/office/word/2010/wordprocessingGroup" xmlns:wpi="http://schemas.microsoft.com/office/word/2010/wordprocessingInk" xmlns:wne="http://schemas.microsoft.com/office/word/2006/wordml" xmlns:wps="http://schemas.microsoft.com/office/word/2010/wordprocessingShape" mc:Ignorable="w14 w15 w16se w16cid w16 w16cex w16sdtdh w16sdtfl w16du wp14">
+  <w:p>
+    <w:pPr>
+      <w:pStyle w:val="Header"/>
+      <w:jc w:val="right"/>
+      <w:rPr>
+        <w:rFonts w:ascii="Arial" w:hAnsi="Arial" w:cs="Arial"/>
+        <w:color w:val="000000" w:themeColor="text1"/>
+        <w:sz w:val="20"/>
+        <w:szCs w:val="20"/>
+      </w:rPr>
+    </w:pPr>
+    <w:r>
+      <w:rPr>
+        <w:rFonts w:ascii="Arial" w:hAnsi="Arial" w:cs="Arial"/>
+        <w:color w:val="000000" w:themeColor="text1"/>
+        <w:sz w:val="20"/>
+        <w:szCs w:val="20"/>
+      </w:rPr>
+      <w:t>Pirkimo sąlygų 2 priedas „Tiekėjų kvalifikacijos reikalavimai ir reikalaujami aplinkos apsaugos vadybos sistemų standartai“</w:t>
+    </w:r>
+    <w:r>
+      <w:rPr>
+        <w:rFonts w:ascii="Arial" w:hAnsi="Arial" w:cs="Arial"/>
+        <w:color w:val="000000" w:themeColor="text1"/>
+        <w:sz w:val="20"/>
+        <w:szCs w:val="20"/>
+      </w:rPr>
+      <w:t xml:space="preserve"> / </w:t>
+    </w:r>
+  </w:p>
+  <w:p>
+    <w:pPr>
+      <w:pStyle w:val="Header"/>
+      <w:jc w:val="right"/>
+      <w:rPr>
+        <w:rFonts w:ascii="Arial" w:hAnsi="Arial" w:cs="Arial"/>
+        <w:color w:val="000000" w:themeColor="text1"/>
+        <w:sz w:val="20"/>
+        <w:szCs w:val="20"/>
+        <w:lang w:val="en-US"/>
+      </w:rPr>
+    </w:pPr>
+    <w:r>
+      <w:rPr>
+        <w:rFonts w:ascii="Arial" w:hAnsi="Arial" w:cs="Arial"/>
+        <w:color w:val="000000" w:themeColor="text1"/>
+        <w:sz w:val="20"/>
+        <w:szCs w:val="20"/>
+        <w:lang w:val="en-US"/>
+      </w:rPr>
+      <w:t xml:space="preserve">Annex </w:t>
+    </w:r>
+    <w:r>
+      <w:rPr>
+        <w:rFonts w:ascii="Arial" w:hAnsi="Arial" w:cs="Arial"/>
+        <w:color w:val="000000" w:themeColor="text1"/>
+        <w:sz w:val="20"/>
+        <w:szCs w:val="20"/>
+        <w:lang w:val="en-US"/>
+      </w:rPr>
+      <w:t>2</w:t>
+    </w:r>
+    <w:r>
+      <w:rPr>
+        <w:rFonts w:ascii="Arial" w:hAnsi="Arial" w:cs="Arial"/>
+        <w:color w:val="000000" w:themeColor="text1"/>
+        <w:sz w:val="20"/>
+        <w:szCs w:val="20"/>
+        <w:lang w:val="en-US"/>
+      </w:rPr>
+      <w:t xml:space="preserve"> to the Procurement conditions </w:t>
+    </w:r>
+    <w:r>
+      <w:rPr>
+        <w:rFonts w:ascii="Arial" w:hAnsi="Arial" w:cs="Arial"/>
+        <w:sz w:val="20"/>
+        <w:szCs w:val="20"/>
+        <w:lang w:val="en-US"/>
+      </w:rPr>
+      <w:t>"Qualification Requirements and Required Quality and Environmental Management System Standards"</w:t>
+    </w:r>
+  </w:p>
+</w:hdr>
 </file>
 
 <file path=word/numbering.xml><?xml version="1.0" encoding="utf-8"?>

--- a/PP-salygos/templates/DPSK_LTEN_KVALIFIKACIJA.docx
+++ b/PP-salygos/templates/DPSK_LTEN_KVALIFIKACIJA.docx
@@ -3232,7 +3232,7 @@
                 <w:sz w:val="20"/>
                 <w:szCs w:val="20"/>
               </w:rPr>
-              <w:t>3 lentelėje</w:t>
+              <w:t>2 lentelėje</w:t>
             </w:r>
             <w:r>
               <w:rPr>
@@ -3538,7 +3538,7 @@
                 <w:szCs w:val="20"/>
                 <w:lang w:val="en-GB"/>
               </w:rPr>
-              <w:t>Table 3</w:t>
+              <w:t>Table 2</w:t>
             </w:r>
             <w:r>
               <w:rPr>
@@ -3721,7 +3721,7 @@
           <w:sz w:val="20"/>
           <w:szCs w:val="20"/>
         </w:rPr>
-        <w:t>3 lentelė/Table 3</w:t>
+        <w:t>2 lentelė/Table 2</w:t>
       </w:r>
     </w:p>
     <w:tbl>
@@ -4670,7 +4670,7 @@
                 <w:sz w:val="20"/>
                 <w:szCs w:val="20"/>
               </w:rPr>
-              <w:t xml:space="preserve">pagal SPS 3 lentelės reikalavimą </w:t>
+              <w:t xml:space="preserve">pagal šio priedo 2 lentelės reikalavimą </w:t>
             </w:r>
             <w:r>
               <w:rPr>
@@ -4721,7 +4721,7 @@
                 <w:szCs w:val="20"/>
                 <w:lang w:val="en-GB"/>
               </w:rPr>
-              <w:t xml:space="preserve">according to the requirement set out in SPC Table 3 </w:t>
+              <w:t xml:space="preserve">according to the requirement set out in Table 2 of this Annex </w:t>
             </w:r>
             <w:r>
               <w:rPr>
@@ -5128,7 +5128,7 @@
                 <w:szCs w:val="20"/>
                 <w:lang w:eastAsia="lt-LT"/>
               </w:rPr>
-              <w:t>Žaliuosius reikalavimus pagal SPS 3 lentelės reikalavimą turi atitikti Tiekėjas arba bent vienas Tiekėjų grupės narys. Subtiekėjams ar Ūkio subjektams, kurių pajėgumais remiamasi, šis reikalavimas nekeliamas.</w:t>
+              <w:t>Žaliuosius reikalavimus pagal šio priedo 2 lentelės reikalavimą turi atitikti Tiekėjas arba bent vienas Tiekėjų grupės narys. Subtiekėjams ar Ūkio subjektams, kurių pajėgumais remiamasi, šis reikalavimas nekeliamas.</w:t>
             </w:r>
           </w:p>
         </w:tc>
@@ -5159,7 +5159,7 @@
                 <w:szCs w:val="20"/>
                 <w:lang w:val="en-GB"/>
               </w:rPr>
-              <w:t>Environmental requirements according to the requirement set out in SPC Table 3 must be met by the Supplier or at least one member from the group of Suppliers. This requirement is not applied to Sub-suppliers or Economic Entities whose capacity is relied on.</w:t>
+              <w:t>Environmental requirements according to the requirement set out in Table 2 of this Annex must be met by the Supplier or at least one member from the group of Suppliers. This requirement is not applied to Sub-suppliers or Economic Entities whose capacity is relied on.</w:t>
             </w:r>
           </w:p>
         </w:tc>
